--- a/src/6.Report/Rep33019841.PersonalLoanDeed.docx
+++ b/src/6.Report/Rep33019841.PersonalLoanDeed.docx
@@ -410,12 +410,12 @@
             <w:color w:val="auto"/>
           </w:rPr>
           <w:alias w:val="#Nav: /Employee_Loan_Advance/Age"/>
-          <w:tag w:val="#Nav: Personal_Loan_Deed/33019841"/>
+          <w:tag w:val="#Nav: Personal_Loan_Deed/50040"/>
           <w:id w:val="1240681235"/>
           <w:placeholder>
             <w:docPart w:val="DefaultPlaceholder_1081868574"/>
           </w:placeholder>
-          <w:dataBinding w:prefixMappings="xmlns:ns0='urn:microsoft-dynamics-nav/reports/Personal_Loan_Deed/33019841/'" w:xpath="/ns0:NavWordReportXmlPart[1]/ns0:Employee_Loan_Advance[1]/ns0:Age[1]" w:storeItemID="{8D5A5981-0D6A-4181-9495-50B69298C3E2}"/>
+          <w:dataBinding w:prefixMappings="xmlns:ns0='urn:microsoft-dynamics-nav/reports/Personal_Loan_Deed/50040/'" w:xpath="/ns0:NavWordReportXmlPart[1]/ns0:Employee_Loan_Advance[1]/ns0:Age[1]" w:storeItemID="{8D5A5981-0D6A-4181-9495-50B69298C3E2}"/>
           <w:text/>
         </w:sdtPr>
         <w:sdtEndPr/>
@@ -478,10 +478,10 @@
           <w:placeholder>
             <w:docPart w:val="DefaultPlaceholder_1081868574"/>
           </w:placeholder>
-          <w:dataBinding w:prefixMappings="xmlns:ns0='urn:microsoft-dynamics-nav/reports/Personal_Loan_Deed/33019841/'" w:xpath="/ns0:NavWordReportXmlPart[1]/ns0:Employee_Loan_Advance[1]/ns0:EmployeeCode[1]" w:storeItemID="{8D5A5981-0D6A-4181-9495-50B69298C3E2}"/>
+          <w:dataBinding w:prefixMappings="xmlns:ns0='urn:microsoft-dynamics-nav/reports/Personal_Loan_Deed/50040/'" w:xpath="/ns0:NavWordReportXmlPart[1]/ns0:Employee_Loan_Advance[1]/ns0:EmployeeCode[1]" w:storeItemID="{8D5A5981-0D6A-4181-9495-50B69298C3E2}"/>
           <w:text/>
           <w:alias w:val="#Nav: /Employee_Loan_Advance/EmployeeCode"/>
-          <w:tag w:val="#Nav: Personal_Loan_Deed/33019841"/>
+          <w:tag w:val="#Nav: Personal_Loan_Deed/50040"/>
         </w:sdtPr>
         <w:sdtContent>
           <w:r>
@@ -533,12 +533,12 @@
             <w:color w:val="auto"/>
           </w:rPr>
           <w:alias w:val="#Nav: /Employee_Loan_Advance/CitizenShipIssueDate"/>
-          <w:tag w:val="#Nav: Personal_Loan_Deed/33019841"/>
+          <w:tag w:val="#Nav: Personal_Loan_Deed/50040"/>
           <w:id w:val="2099131853"/>
           <w:placeholder>
             <w:docPart w:val="DefaultPlaceholder_1081868574"/>
           </w:placeholder>
-          <w:dataBinding w:prefixMappings="xmlns:ns0='urn:microsoft-dynamics-nav/reports/Personal_Loan_Deed/33019841/'" w:xpath="/ns0:NavWordReportXmlPart[1]/ns0:Employee_Loan_Advance[1]/ns0:CitizenShipIssueDate[1]" w:storeItemID="{8D5A5981-0D6A-4181-9495-50B69298C3E2}"/>
+          <w:dataBinding w:prefixMappings="xmlns:ns0='urn:microsoft-dynamics-nav/reports/Personal_Loan_Deed/50040/'" w:xpath="/ns0:NavWordReportXmlPart[1]/ns0:Employee_Loan_Advance[1]/ns0:CitizenShipIssueDate[1]" w:storeItemID="{8D5A5981-0D6A-4181-9495-50B69298C3E2}"/>
           <w:text/>
         </w:sdtPr>
         <w:sdtEndPr/>
@@ -707,10 +707,10 @@
           <w:placeholder>
             <w:docPart w:val="DefaultPlaceholder_1081868574"/>
           </w:placeholder>
-          <w:dataBinding w:prefixMappings="xmlns:ns0='urn:microsoft-dynamics-nav/reports/Personal_Loan_Deed/33019841/'" w:xpath="/ns0:NavWordReportXmlPart[1]/ns0:Employee_Loan_Advance[1]/ns0:AppliedLoanAdvance[1]" w:storeItemID="{8D5A5981-0D6A-4181-9495-50B69298C3E2}"/>
+          <w:dataBinding w:prefixMappings="xmlns:ns0='urn:microsoft-dynamics-nav/reports/Personal_Loan_Deed/50040/'" w:xpath="/ns0:NavWordReportXmlPart[1]/ns0:Employee_Loan_Advance[1]/ns0:AppliedLoanAdvance[1]" w:storeItemID="{8D5A5981-0D6A-4181-9495-50B69298C3E2}"/>
           <w:text/>
           <w:alias w:val="#Nav: /Employee_Loan_Advance/AppliedLoanAdvance"/>
-          <w:tag w:val="#Nav: Personal_Loan_Deed/33019841"/>
+          <w:tag w:val="#Nav: Personal_Loan_Deed/50040"/>
         </w:sdtPr>
         <w:sdtEndPr/>
         <w:sdtContent>
@@ -790,10 +790,10 @@
           <w:placeholder>
             <w:docPart w:val="DefaultPlaceholder_1081868574"/>
           </w:placeholder>
-          <w:dataBinding w:prefixMappings="xmlns:ns0='urn:microsoft-dynamics-nav/reports/Personal_Loan_Deed/33019841/'" w:xpath="/ns0:NavWordReportXmlPart[1]/ns0:Employee_Loan_Advance[1]/ns0:CurrentYear[1]" w:storeItemID="{8D5A5981-0D6A-4181-9495-50B69298C3E2}"/>
+          <w:dataBinding w:prefixMappings="xmlns:ns0='urn:microsoft-dynamics-nav/reports/Personal_Loan_Deed/50040/'" w:xpath="/ns0:NavWordReportXmlPart[1]/ns0:Employee_Loan_Advance[1]/ns0:CurrentYear[1]" w:storeItemID="{8D5A5981-0D6A-4181-9495-50B69298C3E2}"/>
           <w:text/>
           <w:alias w:val="#Nav: /Employee_Loan_Advance/CurrentYear"/>
-          <w:tag w:val="#Nav: Personal_Loan_Deed/33019841"/>
+          <w:tag w:val="#Nav: Personal_Loan_Deed/50040"/>
         </w:sdtPr>
         <w:sdtEndPr/>
         <w:sdtContent>
@@ -811,10 +811,10 @@
           <w:placeholder>
             <w:docPart w:val="DefaultPlaceholder_1081868574"/>
           </w:placeholder>
-          <w:dataBinding w:prefixMappings="xmlns:ns0='urn:microsoft-dynamics-nav/reports/Personal_Loan_Deed/33019841/'" w:xpath="/ns0:NavWordReportXmlPart[1]/ns0:Employee_Loan_Advance[1]/ns0:CurrentMonth[1]" w:storeItemID="{8D5A5981-0D6A-4181-9495-50B69298C3E2}"/>
+          <w:dataBinding w:prefixMappings="xmlns:ns0='urn:microsoft-dynamics-nav/reports/Personal_Loan_Deed/50040/'" w:xpath="/ns0:NavWordReportXmlPart[1]/ns0:Employee_Loan_Advance[1]/ns0:CurrentMonth[1]" w:storeItemID="{8D5A5981-0D6A-4181-9495-50B69298C3E2}"/>
           <w:text/>
           <w:alias w:val="#Nav: /Employee_Loan_Advance/CurrentMonth"/>
-          <w:tag w:val="#Nav: Personal_Loan_Deed/33019841"/>
+          <w:tag w:val="#Nav: Personal_Loan_Deed/50040"/>
         </w:sdtPr>
         <w:sdtEndPr/>
         <w:sdtContent>
@@ -835,10 +835,10 @@
           <w:placeholder>
             <w:docPart w:val="DefaultPlaceholder_1081868574"/>
           </w:placeholder>
-          <w:dataBinding w:prefixMappings="xmlns:ns0='urn:microsoft-dynamics-nav/reports/Personal_Loan_Deed/33019841/'" w:xpath="/ns0:NavWordReportXmlPart[1]/ns0:Employee_Loan_Advance[1]/ns0:CurrentDay[1]" w:storeItemID="{8D5A5981-0D6A-4181-9495-50B69298C3E2}"/>
+          <w:dataBinding w:prefixMappings="xmlns:ns0='urn:microsoft-dynamics-nav/reports/Personal_Loan_Deed/50040/'" w:xpath="/ns0:NavWordReportXmlPart[1]/ns0:Employee_Loan_Advance[1]/ns0:CurrentDay[1]" w:storeItemID="{8D5A5981-0D6A-4181-9495-50B69298C3E2}"/>
           <w:text/>
           <w:alias w:val="#Nav: /Employee_Loan_Advance/CurrentDay"/>
-          <w:tag w:val="#Nav: Personal_Loan_Deed/33019841"/>
+          <w:tag w:val="#Nav: Personal_Loan_Deed/50040"/>
         </w:sdtPr>
         <w:sdtEndPr/>
         <w:sdtContent>
@@ -2408,63 +2408,63 @@
 </a:theme>
 </file>
 
-<file path=customXML/item3.xml>��< ? x m l   v e r s i o n = " 1 . 0 "   e n c o d i n g = " u t f - 1 6 " ? > - 
- < N a v W o r d R e p o r t X m l P a r t   x m l n s = " u r n : m i c r o s o f t - d y n a m i c s - n a v / r e p o r t s / P e r s o n a l _ L o a n _ D e e d / 3 3 0 1 9 8 4 1 / " > - 
-     < E m p l o y e e _ L o a n _ A d v a n c e > - 
-         < A g e > A g e < / A g e > - 
-         < A m o u n t I n W o r d s N e p a l i > A m o u n t I n W o r d s N e p a l i < / A m o u n t I n W o r d s N e p a l i > - 
-         < A p p l i e d L o a n A d v a n c e > A p p l i e d L o a n A d v a n c e < / A p p l i e d L o a n A d v a n c e > - 
-         < C h o r o C h o r i > C h o r o C h o r i < / C h o r o C h o r i > - 
-         < C i t i z e n S h i p I s s u e D a t e > C i t i z e n S h i p I s s u e D a t e < / C i t i z e n S h i p I s s u e D a t e > - 
-         < C i t i z e n s h i p N o N e p a l i > C i t i z e n s h i p N o N e p a l i < / C i t i z e n s h i p N o N e p a l i > - 
-         < C u r r e n t D a y > C u r r e n t D a y < / C u r r e n t D a y > - 
-         < C u r r e n t M o n t h > C u r r e n t M o n t h < / C u r r e n t M o n t h > - 
-         < C u r r e n t Y e a r > C u r r e n t Y e a r < / C u r r e n t Y e a r > - 
-         < D i s b u r s e d A m t > D i s b u r s e d A m t < / D i s b u r s e d A m t > - 
-         < D i s t r i c t N a m e > D i s t r i c t N a m e < / D i s t r i c t N a m e > - 
-         < E m p D i s t r i c t > E m p D i s t r i c t < / E m p D i s t r i c t > - 
-         < E m p l o y e e C o d e > E m p l o y e e C o d e < / E m p l o y e e C o d e > - 
-         < E m p l o y e e N a m e > E m p l o y e e N a m e < / E m p l o y e e N a m e > - 
-         < E m p N o N e p a l i > E m p N o N e p a l i < / E m p N o N e p a l i > - 
-         < F a t h e r N a m e > F a t h e r N a m e < / F a t h e r N a m e > - 
-         < G r a n f a t h e r N a m e > G r a n f a t h e r N a m e < / G r a n f a t h e r N a m e > - 
-         < N a t i N a t i n i > N a t i N a t i n i < / N a t i N a t i n i > - 
-         < O f f e r D a t e > O f f e r D a t e < / O f f e r D a t e > - 
-         < V D C M u n i c i p a l t y > V D C M u n i c i p a l t y < / V D C M u n i c i p a l t y > - 
-         < V D C M u n N a m e > V D C M u n N a m e < / V D C M u n N a m e > - 
-         < W a r d N o > W a r d N o < / W a r d N o > - 
-     < / E m p l o y e e _ L o a n _ A d v a n c e > - 
- < / N a v W o r d R e p o r t X m l P a r t > 
+<file path=customXml/item2.xml><?xml version="1.0" encoding="utf-8"?>
+<b:Sources xmlns:b="http://schemas.openxmlformats.org/officeDocument/2006/bibliography" xmlns="http://schemas.openxmlformats.org/officeDocument/2006/bibliography" SelectedStyle="\APASixthEditionOfficeOnline.xsl" StyleName="APA" Version="6"/>
 </file>
 
-<file path=customXml/item2.xml><?xml version="1.0" encoding="utf-8"?>
-<b:Sources xmlns:b="http://schemas.openxmlformats.org/officeDocument/2006/bibliography" xmlns="http://schemas.openxmlformats.org/officeDocument/2006/bibliography" SelectedStyle="\APASixthEditionOfficeOnline.xsl" StyleName="APA" Version="6"/>
+<file path=customXml/item3.xml>��< ? x m l   v e r s i o n = " 1 . 0 "   e n c o d i n g = " u t f - 1 6 " ? > + 
+ < N a v W o r d R e p o r t X m l P a r t   x m l n s = " u r n : m i c r o s o f t - d y n a m i c s - n a v / r e p o r t s / P e r s o n a l _ L o a n _ D e e d / 5 0 0 4 0 / " > + 
+     < E m p l o y e e _ L o a n _ A d v a n c e > + 
+         < A g e > A g e < / A g e > + 
+         < A m o u n t I n W o r d s N e p a l i > A m o u n t I n W o r d s N e p a l i < / A m o u n t I n W o r d s N e p a l i > + 
+         < A p p l i e d L o a n A d v a n c e > A p p l i e d L o a n A d v a n c e < / A p p l i e d L o a n A d v a n c e > + 
+         < C h o r o C h o r i > C h o r o C h o r i < / C h o r o C h o r i > + 
+         < C i t i z e n S h i p I s s u e D a t e > C i t i z e n S h i p I s s u e D a t e < / C i t i z e n S h i p I s s u e D a t e > + 
+         < C i t i z e n s h i p N o N e p a l i > C i t i z e n s h i p N o N e p a l i < / C i t i z e n s h i p N o N e p a l i > + 
+         < C u r r e n t D a y > C u r r e n t D a y < / C u r r e n t D a y > + 
+         < C u r r e n t M o n t h > C u r r e n t M o n t h < / C u r r e n t M o n t h > + 
+         < C u r r e n t Y e a r > C u r r e n t Y e a r < / C u r r e n t Y e a r > + 
+         < D i s b u r s e d A m t > D i s b u r s e d A m t < / D i s b u r s e d A m t > + 
+         < D i s t r i c t N a m e > D i s t r i c t N a m e < / D i s t r i c t N a m e > + 
+         < E m p D i s t r i c t > E m p D i s t r i c t < / E m p D i s t r i c t > + 
+         < E m p l o y e e C o d e > E m p l o y e e C o d e < / E m p l o y e e C o d e > + 
+         < E m p l o y e e N a m e > E m p l o y e e N a m e < / E m p l o y e e N a m e > + 
+         < E m p N o N e p a l i > E m p N o N e p a l i < / E m p N o N e p a l i > + 
+         < F a t h e r N a m e > F a t h e r N a m e < / F a t h e r N a m e > + 
+         < G r a n f a t h e r N a m e > G r a n f a t h e r N a m e < / G r a n f a t h e r N a m e > + 
+         < N a t i N a t i n i > N a t i N a t i n i < / N a t i N a t i n i > + 
+         < O f f e r D a t e > O f f e r D a t e < / O f f e r D a t e > + 
+         < V D C M u n i c i p a l t y > V D C M u n i c i p a l t y < / V D C M u n i c i p a l t y > + 
+         < V D C M u n N a m e > V D C M u n N a m e < / V D C M u n N a m e > + 
+         < W a r d N o > W a r d N o < / W a r d N o > + 
+     < / E m p l o y e e _ L o a n _ A d v a n c e > + 
+ < / N a v W o r d R e p o r t X m l P a r t > 
 </file>
 
 <file path=customXml/itemProps2.xml><?xml version="1.0" encoding="utf-8"?>
